--- a/report/logs.docx
+++ b/report/logs.docx
@@ -163,6 +163,100 @@
     <w:p>
       <w:r>
         <w:t>Max step time: 2.715537 sec</w:t>
+      </w:r>
+    </w:p>
+    <w:p/>
+    <w:p>
+      <w:r>
+        <w:t>Adding task parallelism (1 task per computation):</w:t>
+      </w:r>
+      <w:r>
+        <w:br/>
+      </w:r>
+    </w:p>
+    <w:p>
+      <w:r>
+        <w:t>===== PERFORMANCE REPORT =====</w:t>
+      </w:r>
+    </w:p>
+    <w:p>
+      <w:r>
+        <w:t>Total runtime:        53.7748 sec</w:t>
+      </w:r>
+    </w:p>
+    <w:p>
+      <w:r>
+        <w:t>Total compute time:   0.1271 sec</w:t>
+      </w:r>
+    </w:p>
+    <w:p>
+      <w:r>
+        <w:t>Total communication:  50.7559 sec</w:t>
+      </w:r>
+    </w:p>
+    <w:p>
+      <w:r>
+        <w:t>Other/overhead:       2.8919 sec</w:t>
+      </w:r>
+    </w:p>
+    <w:p>
+      <w:r>
+        <w:t>=== Monitoring Report ===</w:t>
+      </w:r>
+    </w:p>
+    <w:p>
+      <w:r>
+        <w:t>Total execution time: 53.7779 sec</w:t>
+      </w:r>
+    </w:p>
+    <w:p>
+      <w:r>
+        <w:t>Average step time: 0.107353 sec</w:t>
+      </w:r>
+    </w:p>
+    <w:p>
+      <w:r>
+        <w:t>Max step time: 2.218099 sec</w:t>
+      </w:r>
+    </w:p>
+    <w:p/>
+    <w:p/>
+    <w:p/>
+    <w:p/>
+    <w:p>
+      <w:r>
+        <w:lastRenderedPageBreak/>
+        <w:t>500:</w:t>
+      </w:r>
+    </w:p>
+    <w:p>
+      <w:r>
+        <w:t>===== PERFORMANCE REPORT =====</w:t>
+      </w:r>
+    </w:p>
+    <w:p>
+      <w:r>
+        <w:t>Total runtime:        9.0165 sec</w:t>
+      </w:r>
+    </w:p>
+    <w:p>
+      <w:r>
+        <w:t>Total compute time:   0.8026 sec</w:t>
+      </w:r>
+    </w:p>
+    <w:p>
+      <w:r>
+        <w:t>Total communication:  8.9033 sec</w:t>
+      </w:r>
+    </w:p>
+    <w:p>
+      <w:r>
+        <w:t>Other/overhead:       -0.6894 sec</w:t>
+      </w:r>
+    </w:p>
+    <w:p>
+      <w:r>
+        <w:t>==============================</w:t>
       </w:r>
     </w:p>
     <w:sectPr>

--- a/report/logs.docx
+++ b/report/logs.docx
@@ -231,6 +231,11 @@
     </w:p>
     <w:p>
       <w:r>
+        <w:t>No tasks:</w:t>
+      </w:r>
+    </w:p>
+    <w:p>
+      <w:r>
         <w:t>===== PERFORMANCE REPORT =====</w:t>
       </w:r>
     </w:p>
@@ -250,8 +255,45 @@
       </w:r>
     </w:p>
     <w:p>
+      <w:pPr>
+        <w:pBdr>
+          <w:bottom w:val="double" w:sz="6" w:space="1" w:color="auto"/>
+        </w:pBdr>
+      </w:pPr>
       <w:r>
         <w:t>Other/overhead:       -0.6894 sec</w:t>
+      </w:r>
+    </w:p>
+    <w:p/>
+    <w:p>
+      <w:r>
+        <w:t>Yes tasks:</w:t>
+      </w:r>
+      <w:r>
+        <w:br/>
+      </w:r>
+      <w:r>
+        <w:t>===== PERFORMANCE REPORT =====</w:t>
+      </w:r>
+    </w:p>
+    <w:p>
+      <w:r>
+        <w:t>Total runtime:        31.5814 sec</w:t>
+      </w:r>
+    </w:p>
+    <w:p>
+      <w:r>
+        <w:t>Total compute time:   0.1358 sec</w:t>
+      </w:r>
+    </w:p>
+    <w:p>
+      <w:r>
+        <w:t>Total communication:  31.4793 sec</w:t>
+      </w:r>
+    </w:p>
+    <w:p>
+      <w:r>
+        <w:t>Other/overhead:       -0.0336 sec</w:t>
       </w:r>
     </w:p>
     <w:p>
